--- a/atelier/atelier_050.docx
+++ b/atelier/atelier_050.docx
@@ -445,7 +445,7 @@
           </w:tcPr>
           <w:p>
             <w:r>
-              <w:t xml:space="preserve">Contraintes traitées, négociées, contournées (#46 à #49)</w:t>
+              <w:t xml:space="preserve">Contraintes traitées, négociées, contournées</w:t>
             </w:r>
           </w:p>
         </w:tc>
@@ -576,7 +576,7 @@
         </w:numPr>
       </w:pPr>
       <w:r>
-        <w:t xml:space="preserve">Réinterroger les contraintes jugées incompressibles (#49) : à ce niveau de maturité, certaines contraintes notées « incompressibles » avec leur fiche de contournement peuvent peut-être être levées. Les goulots résiduels sont l'occasion de retenter ce qu'on avait renoncé à lever.</w:t>
+        <w:t xml:space="preserve">Réinterroger les contraintes jugées incompressibles : à ce niveau de maturité, certaines contraintes notées « incompressibles » avec leur fiche de contournement peuvent peut-être être levées. Les goulots résiduels sont l'occasion de retenter ce qu'on avait renoncé à lever.</w:t>
       </w:r>
     </w:p>
     <w:p>
@@ -938,7 +938,7 @@
         </w:numPr>
       </w:pPr>
       <w:r>
-        <w:t xml:space="preserve">Zone « Incompressibles à réinterroger » — les contraintes du #49 qu'on pourrait retenter de lever à ce stade.</w:t>
+        <w:t xml:space="preserve">Zone « Incompressibles à réinterroger » — les contraintes du documenter nos contournements qu'on pourrait retenter de lever à ce stade.</w:t>
       </w:r>
     </w:p>
     <w:p>
@@ -970,7 +970,7 @@
         </w:numPr>
       </w:pPr>
       <w:r>
-        <w:t xml:space="preserve">(10 min) Recenser les goulots résiduels — l'équipe liste les derniers points qui grippent encore la livraison (et réinterroge les incompressibles du #49).</w:t>
+        <w:t xml:space="preserve">(10 min) Recenser les goulots résiduels — l'équipe liste les derniers points qui grippent encore la livraison (et réinterroge les incompressibles du documenter nos contournements).</w:t>
       </w:r>
     </w:p>
     <w:p>
